--- a/lessons/1-7/downloads/1-7-notes-teacher.docx
+++ b/lessons/1-7/downloads/1-7-notes-teacher.docx
@@ -14,7 +14,7 @@
           <w:sz w:val="18"/>
           <w:szCs w:val="18"/>
         </w:rPr>
-        <w:t xml:space="preserve">UNIT 1  ·  LESSON 7      STANDARD 6.NS.3</w:t>
+        <w:t xml:space="preserve">UNIT 1  ·  LESSON 7      STANDARD 6.NOS.3</w:t>
       </w:r>
     </w:p>
     <w:p>
@@ -2148,7 +2148,7 @@
           <w:sz w:val="21"/>
           <w:szCs w:val="21"/>
         </w:rPr>
-        <w:t xml:space="preserve">A ribbon is 16.8 feet long and you cut pieces that are each 2.4 feet. How does decimal division tell you how many pieces you can cut?</w:t>
+        <w:t xml:space="preserve">The station has 22.5 meters of oxygen tubing, cut into hoses that are each 1.5 meters long. How does decimal division tell you how many hoses you can make?</w:t>
       </w:r>
     </w:p>
     <w:p>
@@ -2161,7 +2161,7 @@
           <w:sz w:val="21"/>
           <w:szCs w:val="21"/>
         </w:rPr>
-        <w:t xml:space="preserve">Start with:  I can cut ___ pieces because I divided 16.8 by ___.</w:t>
+        <w:t xml:space="preserve">Start with:  I can make ___ hoses because I divided 22.5 by ___.</w:t>
       </w:r>
       <w:r>
         <w:rPr>
@@ -2172,7 +2172,7 @@
           <w:szCs w:val="19"/>
         </w:rPr>
         <w:br/>
-        <w:t xml:space="preserve">Puedo cortar ___ piezas porque dividí 16.8 entre ___.</w:t>
+        <w:t xml:space="preserve">Puedo hacer ___ mangueras porque dividí 22.5 entre ___.</w:t>
       </w:r>
     </w:p>
     <w:p>
@@ -2419,6 +2419,32 @@
           <w:szCs w:val="19"/>
         </w:rPr>
         <w:t xml:space="preserve">Solve each problem. Show your thinking in the work box.</w:t>
+      </w:r>
+    </w:p>
+    <w:p>
+      <w:pPr>
+        <w:pStyle w:val="Heading2"/>
+        <w:spacing w:after="80" w:before="180"/>
+      </w:pPr>
+      <w:r>
+        <w:rPr>
+          <w:b/>
+          <w:bCs/>
+          <w:color w:val="12355B"/>
+          <w:sz w:val="24"/>
+          <w:szCs w:val="24"/>
+        </w:rPr>
+        <w:t xml:space="preserve">Level 1 Support</w:t>
+      </w:r>
+      <w:r>
+        <w:rPr>
+          <w:i/>
+          <w:iCs/>
+          <w:color w:val="1FA6A2"/>
+          <w:sz w:val="19"/>
+          <w:szCs w:val="19"/>
+        </w:rPr>
+        <w:t xml:space="preserve">   extra scaffolding</w:t>
       </w:r>
     </w:p>
     <w:p>
@@ -2683,6 +2709,32 @@
     </w:tbl>
     <w:p>
       <w:pPr>
+        <w:pStyle w:val="Heading2"/>
+        <w:spacing w:after="80" w:before="180"/>
+      </w:pPr>
+      <w:r>
+        <w:rPr>
+          <w:b/>
+          <w:bCs/>
+          <w:color w:val="12355B"/>
+          <w:sz w:val="24"/>
+          <w:szCs w:val="24"/>
+        </w:rPr>
+        <w:t xml:space="preserve">On Level</w:t>
+      </w:r>
+      <w:r>
+        <w:rPr>
+          <w:i/>
+          <w:iCs/>
+          <w:color w:val="12355B"/>
+          <w:sz w:val="19"/>
+          <w:szCs w:val="19"/>
+        </w:rPr>
+        <w:t xml:space="preserve">   grade-level practice</w:t>
+      </w:r>
+    </w:p>
+    <w:p>
+      <w:pPr>
         <w:keepNext/>
         <w:spacing w:after="60" w:before="160"/>
       </w:pPr>
@@ -2703,7 +2755,7 @@
           <w:sz w:val="21"/>
           <w:szCs w:val="21"/>
         </w:rPr>
-        <w:t xml:space="preserve">A ribbon is 16.8 feet long. You cut it into pieces that are each 2.4 feet long. How many pieces do you get?</w:t>
+        <w:t xml:space="preserve">A water tank holds 19.2 liters. It is poured into bottles that each hold 1.6 liters. How many bottles can be filled?</w:t>
       </w:r>
     </w:p>
     <w:p>
@@ -2716,7 +2768,7 @@
           <w:sz w:val="20"/>
           <w:szCs w:val="20"/>
         </w:rPr>
-        <w:t xml:space="preserve">A)  7 pieces</w:t>
+        <w:t xml:space="preserve">A)  12 bottles</w:t>
       </w:r>
     </w:p>
     <w:p>
@@ -2729,7 +2781,7 @@
           <w:sz w:val="20"/>
           <w:szCs w:val="20"/>
         </w:rPr>
-        <w:t xml:space="preserve">B)  8 pieces</w:t>
+        <w:t xml:space="preserve">B)  11 bottles</w:t>
       </w:r>
     </w:p>
     <w:p>
@@ -2742,7 +2794,7 @@
           <w:sz w:val="20"/>
           <w:szCs w:val="20"/>
         </w:rPr>
-        <w:t xml:space="preserve">C)  6 pieces</w:t>
+        <w:t xml:space="preserve">C)  13 bottles</w:t>
       </w:r>
     </w:p>
     <w:p>
@@ -2755,7 +2807,7 @@
           <w:sz w:val="20"/>
           <w:szCs w:val="20"/>
         </w:rPr>
-        <w:t xml:space="preserve">D)  14.4 pieces</w:t>
+        <w:t xml:space="preserve">D)  1.2 bottles</w:t>
       </w:r>
     </w:p>
     <w:p>
@@ -2813,136 +2865,6 @@
     </w:tbl>
     <w:p>
       <w:pPr>
-        <w:keepNext/>
-        <w:spacing w:after="60" w:before="160"/>
-      </w:pPr>
-      <w:r>
-        <w:rPr>
-          <w:b/>
-          <w:bCs/>
-          <w:color w:val="12355B"/>
-          <w:sz w:val="22"/>
-          <w:szCs w:val="22"/>
-        </w:rPr>
-        <w:t xml:space="preserve">4.  </w:t>
-      </w:r>
-      <w:r>
-        <w:rPr>
-          <w:b/>
-          <w:bCs/>
-          <w:sz w:val="21"/>
-          <w:szCs w:val="21"/>
-        </w:rPr>
-        <w:t xml:space="preserve">What is 4.8 ÷ 0.6?</w:t>
-      </w:r>
-    </w:p>
-    <w:p>
-      <w:pPr>
-        <w:spacing w:after="40"/>
-        <w:ind w:left="420"/>
-      </w:pPr>
-      <w:r>
-        <w:rPr>
-          <w:sz w:val="20"/>
-          <w:szCs w:val="20"/>
-        </w:rPr>
-        <w:t xml:space="preserve">A)  8</w:t>
-      </w:r>
-    </w:p>
-    <w:p>
-      <w:pPr>
-        <w:spacing w:after="40"/>
-        <w:ind w:left="420"/>
-      </w:pPr>
-      <w:r>
-        <w:rPr>
-          <w:sz w:val="20"/>
-          <w:szCs w:val="20"/>
-        </w:rPr>
-        <w:t xml:space="preserve">B)  0.8</w:t>
-      </w:r>
-    </w:p>
-    <w:p>
-      <w:pPr>
-        <w:spacing w:after="40"/>
-        <w:ind w:left="420"/>
-      </w:pPr>
-      <w:r>
-        <w:rPr>
-          <w:sz w:val="20"/>
-          <w:szCs w:val="20"/>
-        </w:rPr>
-        <w:t xml:space="preserve">C)  80</w:t>
-      </w:r>
-    </w:p>
-    <w:p>
-      <w:pPr>
-        <w:spacing w:after="40"/>
-        <w:ind w:left="420"/>
-      </w:pPr>
-      <w:r>
-        <w:rPr>
-          <w:sz w:val="20"/>
-          <w:szCs w:val="20"/>
-        </w:rPr>
-        <w:t xml:space="preserve">D)  4.2</w:t>
-      </w:r>
-    </w:p>
-    <w:p>
-      <w:pPr>
-        <w:spacing w:after="20"/>
-      </w:pPr>
-      <w:r>
-        <w:t xml:space="preserve"/>
-      </w:r>
-    </w:p>
-    <w:tbl>
-      <w:tblPr>
-        <w:tblW w:type="pct" w:w="100%"/>
-        <w:tblBorders>
-          <w:top w:val="single" w:color="C7D2DD" w:sz="6"/>
-          <w:left w:val="single" w:color="C7D2DD" w:sz="6"/>
-          <w:bottom w:val="single" w:color="C7D2DD" w:sz="6"/>
-          <w:right w:val="single" w:color="C7D2DD" w:sz="6"/>
-          <w:insideH w:val="single" w:color="auto" w:sz="4"/>
-          <w:insideV w:val="single" w:color="auto" w:sz="4"/>
-        </w:tblBorders>
-      </w:tblPr>
-      <w:tblGrid>
-        <w:gridCol w:w="100"/>
-      </w:tblGrid>
-      <w:tr>
-        <w:tc>
-          <w:tcPr>
-            <w:shd w:fill="FBF3E2" w:color="auto" w:val="clear"/>
-            <w:tcMar>
-              <w:top w:type="dxa" w:w="60"/>
-              <w:left w:type="dxa" w:w="120"/>
-              <w:bottom w:type="dxa" w:w="60"/>
-              <w:right w:type="dxa" w:w="120"/>
-            </w:tcMar>
-          </w:tcPr>
-          <w:p>
-            <w:pPr>
-              <w:spacing w:after="0" w:line="320"/>
-            </w:pPr>
-            <w:r>
-              <w:t xml:space="preserve"/>
-            </w:r>
-          </w:p>
-          <w:p>
-            <w:pPr>
-              <w:spacing w:after="0" w:line="320"/>
-            </w:pPr>
-            <w:r>
-              <w:t xml:space="preserve"/>
-            </w:r>
-          </w:p>
-        </w:tc>
-      </w:tr>
-    </w:tbl>
-    <w:p>
-      <w:pPr>
         <w:pStyle w:val="Heading1"/>
         <w:pageBreakBefore/>
         <w:pBdr>
@@ -3290,23 +3212,17 @@
     </w:p>
     <w:p>
       <w:pPr>
-        <w:spacing w:after="80"/>
-      </w:pPr>
-      <w:r>
-        <w:rPr>
-          <w:b/>
-          <w:bCs/>
-          <w:sz w:val="21"/>
-          <w:szCs w:val="21"/>
-        </w:rPr>
-        <w:t xml:space="preserve">1.  </w:t>
-      </w:r>
-      <w:r>
-        <w:rPr>
-          <w:sz w:val="21"/>
-          <w:szCs w:val="21"/>
-        </w:rPr>
-        <w:t xml:space="preserve">A)  12</w:t>
+        <w:spacing w:after="100"/>
+      </w:pPr>
+      <w:r>
+        <w:rPr>
+          <w:b/>
+          <w:bCs/>
+          <w:color w:val="B97A12"/>
+          <w:sz w:val="20"/>
+          <w:szCs w:val="20"/>
+        </w:rPr>
+        <w:t xml:space="preserve">Watch for this mistake:  </w:t>
       </w:r>
       <w:r>
         <w:rPr>
@@ -3316,7 +3232,23 @@
           <w:sz w:val="19"/>
           <w:szCs w:val="19"/>
         </w:rPr>
-        <w:t xml:space="preserve">  — 8.4 ÷ 0.7 = 84 ÷ 7 = 12.</w:t>
+        <w:t xml:space="preserve">A common mistake in Divide Decimals is moving the decimal point in the divisor but forgetting to move it the same number of places in the dividend. For example, in 6.4 ÷ 0.8 a student changes 0.8 to 8 but leaves the dividend as 6.4, then divides 6.4 ÷ 8 = 0.8 instead of moving both points to get 64 ÷ 8 = 8. A second version of this mistake happens when the divisor has two decimal places, like 0.12: students move both points only 1 place instead of 2, turning 9.6 ÷ 0.12 into 96 ÷ 1.2 instead of the correct 960 ÷ 12. Count the divisor's decimal places first, then move BOTH points that same number of places.</w:t>
+      </w:r>
+    </w:p>
+    <w:p>
+      <w:pPr>
+        <w:pStyle w:val="Heading2"/>
+        <w:spacing w:after="80" w:before="180"/>
+      </w:pPr>
+      <w:r>
+        <w:rPr>
+          <w:b/>
+          <w:bCs/>
+          <w:color w:val="12355B"/>
+          <w:sz w:val="24"/>
+          <w:szCs w:val="24"/>
+        </w:rPr>
+        <w:t xml:space="preserve">Level 1 Support</w:t>
       </w:r>
     </w:p>
     <w:p>
@@ -3330,7 +3262,7 @@
           <w:sz w:val="21"/>
           <w:szCs w:val="21"/>
         </w:rPr>
-        <w:t xml:space="preserve">2.  </w:t>
+        <w:t xml:space="preserve">1.  </w:t>
       </w:r>
       <w:r>
         <w:rPr>
@@ -3347,7 +3279,7 @@
           <w:sz w:val="19"/>
           <w:szCs w:val="19"/>
         </w:rPr>
-        <w:t xml:space="preserve">  — Multiply both by 10: 156 ÷ 13 = 12.</w:t>
+        <w:t xml:space="preserve">  — 8.4 ÷ 0.7 = 84 ÷ 7 = 12.</w:t>
       </w:r>
     </w:p>
     <w:p>
@@ -3361,14 +3293,14 @@
           <w:sz w:val="21"/>
           <w:szCs w:val="21"/>
         </w:rPr>
-        <w:t xml:space="preserve">3.  </w:t>
-      </w:r>
-      <w:r>
-        <w:rPr>
-          <w:sz w:val="21"/>
-          <w:szCs w:val="21"/>
-        </w:rPr>
-        <w:t xml:space="preserve">A)  7 pieces</w:t>
+        <w:t xml:space="preserve">2.  </w:t>
+      </w:r>
+      <w:r>
+        <w:rPr>
+          <w:sz w:val="21"/>
+          <w:szCs w:val="21"/>
+        </w:rPr>
+        <w:t xml:space="preserve">A)  12</w:t>
       </w:r>
       <w:r>
         <w:rPr>
@@ -3378,7 +3310,23 @@
           <w:sz w:val="19"/>
           <w:szCs w:val="19"/>
         </w:rPr>
-        <w:t xml:space="preserve">  — 16.8 ÷ 2.4: multiply both by 10 → 168 ÷ 24 = 7 pieces.</w:t>
+        <w:t xml:space="preserve">  — Multiply both by 10: 156 ÷ 13 = 12.</w:t>
+      </w:r>
+    </w:p>
+    <w:p>
+      <w:pPr>
+        <w:pStyle w:val="Heading2"/>
+        <w:spacing w:after="80" w:before="180"/>
+      </w:pPr>
+      <w:r>
+        <w:rPr>
+          <w:b/>
+          <w:bCs/>
+          <w:color w:val="12355B"/>
+          <w:sz w:val="24"/>
+          <w:szCs w:val="24"/>
+        </w:rPr>
+        <w:t xml:space="preserve">On Level</w:t>
       </w:r>
     </w:p>
     <w:p>
@@ -3392,14 +3340,14 @@
           <w:sz w:val="21"/>
           <w:szCs w:val="21"/>
         </w:rPr>
-        <w:t xml:space="preserve">4.  </w:t>
-      </w:r>
-      <w:r>
-        <w:rPr>
-          <w:sz w:val="21"/>
-          <w:szCs w:val="21"/>
-        </w:rPr>
-        <w:t xml:space="preserve">A)  8</w:t>
+        <w:t xml:space="preserve">3.  </w:t>
+      </w:r>
+      <w:r>
+        <w:rPr>
+          <w:sz w:val="21"/>
+          <w:szCs w:val="21"/>
+        </w:rPr>
+        <w:t xml:space="preserve">A)  12 bottles</w:t>
       </w:r>
       <w:r>
         <w:rPr>
@@ -3409,7 +3357,7 @@
           <w:sz w:val="19"/>
           <w:szCs w:val="19"/>
         </w:rPr>
-        <w:t xml:space="preserve">  — Multiply both by 10: 48 ÷ 6 = 8.</w:t>
+        <w:t xml:space="preserve">  — 19.2 ÷ 1.6: multiply both by 10 → 192 ÷ 16 = 12 bottles.</w:t>
       </w:r>
     </w:p>
     <w:p>

--- a/lessons/1-7/downloads/1-7-notes-teacher.docx
+++ b/lessons/1-7/downloads/1-7-notes-teacher.docx
@@ -1247,7 +1247,22 @@
           <w:sz w:val="30"/>
           <w:szCs w:val="30"/>
         </w:rPr>
-        <w:t xml:space="preserve">Worked Example</w:t>
+        <w:t xml:space="preserve">Write About the Math</w:t>
+      </w:r>
+    </w:p>
+    <w:p>
+      <w:pPr>
+        <w:spacing w:after="100"/>
+      </w:pPr>
+      <w:r>
+        <w:rPr>
+          <w:i/>
+          <w:iCs/>
+          <w:color w:val="5F6F80"/>
+          <w:sz w:val="19"/>
+          <w:szCs w:val="19"/>
+        </w:rPr>
+        <w:t xml:space="preserve">Use the support level you need. Every level answers the same math question.</w:t>
       </w:r>
     </w:p>
     <w:p>
@@ -1263,17 +1278,17 @@
           <w:sz w:val="24"/>
           <w:szCs w:val="24"/>
         </w:rPr>
-        <w:t xml:space="preserve">Watch &amp; Read</w:t>
+        <w:t xml:space="preserve">1. Understand the Question</w:t>
       </w:r>
       <w:r>
         <w:rPr>
           <w:i/>
           <w:iCs/>
-          <w:color w:val="1FA6A2"/>
-          <w:sz w:val="19"/>
-          <w:szCs w:val="19"/>
-        </w:rPr>
-        <w:t xml:space="preserve">   I Do — follow along with your teacher</w:t>
+          <w:color w:val="B97A12"/>
+          <w:sz w:val="19"/>
+          <w:szCs w:val="19"/>
+        </w:rPr>
+        <w:t xml:space="preserve">   explain</w:t>
       </w:r>
     </w:p>
     <w:tbl>
@@ -1308,25 +1323,360 @@
             </w:pPr>
             <w:r>
               <w:rPr>
+                <w:color w:val="1A2733"/>
+                <w:sz w:val="21"/>
+                <w:szCs w:val="21"/>
+              </w:rPr>
+              <w:t xml:space="preserve">When you divided 18.9 by 6.3, how did you use equivalent division to make the divisor a whole number?</w:t>
+            </w:r>
+          </w:p>
+          <w:p>
+            <w:pPr>
+              <w:spacing w:after="0"/>
+            </w:pPr>
+            <w:r>
+              <w:rPr>
                 <w:b/>
                 <w:bCs/>
                 <w:color w:val="12355B"/>
-                <w:sz w:val="22"/>
-                <w:szCs w:val="22"/>
+                <w:sz w:val="20"/>
+                <w:szCs w:val="20"/>
               </w:rPr>
-              <w:t xml:space="preserve">Space Station Pod Splitter</w:t>
-            </w:r>
-          </w:p>
-          <w:p>
-            <w:pPr>
-              <w:spacing w:after="0"/>
-            </w:pPr>
+              <w:t xml:space="preserve">Your job:  </w:t>
+            </w:r>
             <w:r>
               <w:rPr>
+                <w:sz w:val="20"/>
+                <w:szCs w:val="20"/>
+              </w:rPr>
+              <w:t xml:space="preserve">Answer the question. Use math evidence. Explain how the evidence proves your answer.</w:t>
+            </w:r>
+            <w:r>
+              <w:rPr>
+                <w:i/>
+                <w:iCs/>
+                <w:color w:val="5F6F80"/>
+                <w:sz w:val="18"/>
+                <w:szCs w:val="18"/>
+              </w:rPr>
+              <w:br/>
+              <w:t xml:space="preserve">Responde la pregunta. Usa evidencia matemática. Explica cómo la evidencia demuestra tu respuesta.</w:t>
+            </w:r>
+          </w:p>
+        </w:tc>
+      </w:tr>
+    </w:tbl>
+    <w:p>
+      <w:pPr>
+        <w:pStyle w:val="Heading2"/>
+        <w:spacing w:after="80" w:before="180"/>
+      </w:pPr>
+      <w:r>
+        <w:rPr>
+          <w:b/>
+          <w:bCs/>
+          <w:color w:val="12355B"/>
+          <w:sz w:val="24"/>
+          <w:szCs w:val="24"/>
+        </w:rPr>
+        <w:t xml:space="preserve">2. Plan Your Math Words</w:t>
+      </w:r>
+      <w:r>
+        <w:rPr>
+          <w:i/>
+          <w:iCs/>
+          <w:color w:val="1FA6A2"/>
+          <w:sz w:val="19"/>
+          <w:szCs w:val="19"/>
+        </w:rPr>
+        <w:t xml:space="preserve">   check at least two</w:t>
+      </w:r>
+    </w:p>
+    <w:p>
+      <w:pPr>
+        <w:spacing w:after="60"/>
+      </w:pPr>
+      <w:r>
+        <w:rPr>
+          <w:b/>
+          <w:bCs/>
+          <w:color w:val="1FA6A2"/>
+          <w:sz w:val="22"/>
+          <w:szCs w:val="22"/>
+        </w:rPr>
+        <w:t xml:space="preserve">☐  </w:t>
+      </w:r>
+      <w:r>
+        <w:rPr>
+          <w:b/>
+          <w:bCs/>
+          <w:color w:val="12355B"/>
+          <w:sz w:val="20"/>
+          <w:szCs w:val="20"/>
+        </w:rPr>
+        <w:t xml:space="preserve">Dividend — </w:t>
+      </w:r>
+      <w:r>
+        <w:rPr>
+          <w:sz w:val="20"/>
+          <w:szCs w:val="20"/>
+        </w:rPr>
+        <w:t xml:space="preserve">The number you are splitting up in a division problem.</w:t>
+      </w:r>
+      <w:r>
+        <w:rPr>
+          <w:i/>
+          <w:iCs/>
+          <w:color w:val="5F6F80"/>
+          <w:sz w:val="18"/>
+          <w:szCs w:val="18"/>
+        </w:rPr>
+        <w:br/>
+        <w:t xml:space="preserve">Dividendo — El número que estás repartiendo en una división.</w:t>
+      </w:r>
+    </w:p>
+    <w:p>
+      <w:pPr>
+        <w:spacing w:after="60"/>
+      </w:pPr>
+      <w:r>
+        <w:rPr>
+          <w:b/>
+          <w:bCs/>
+          <w:color w:val="1FA6A2"/>
+          <w:sz w:val="22"/>
+          <w:szCs w:val="22"/>
+        </w:rPr>
+        <w:t xml:space="preserve">☐  </w:t>
+      </w:r>
+      <w:r>
+        <w:rPr>
+          <w:b/>
+          <w:bCs/>
+          <w:color w:val="12355B"/>
+          <w:sz w:val="20"/>
+          <w:szCs w:val="20"/>
+        </w:rPr>
+        <w:t xml:space="preserve">Divisor — </w:t>
+      </w:r>
+      <w:r>
+        <w:rPr>
+          <w:sz w:val="20"/>
+          <w:szCs w:val="20"/>
+        </w:rPr>
+        <w:t xml:space="preserve">The number you split by in a division problem.</w:t>
+      </w:r>
+      <w:r>
+        <w:rPr>
+          <w:i/>
+          <w:iCs/>
+          <w:color w:val="5F6F80"/>
+          <w:sz w:val="18"/>
+          <w:szCs w:val="18"/>
+        </w:rPr>
+        <w:br/>
+        <w:t xml:space="preserve">Divisor — El número entre el que divides en una división.</w:t>
+      </w:r>
+    </w:p>
+    <w:p>
+      <w:pPr>
+        <w:spacing w:after="60"/>
+      </w:pPr>
+      <w:r>
+        <w:rPr>
+          <w:b/>
+          <w:bCs/>
+          <w:color w:val="1FA6A2"/>
+          <w:sz w:val="22"/>
+          <w:szCs w:val="22"/>
+        </w:rPr>
+        <w:t xml:space="preserve">☐  </w:t>
+      </w:r>
+      <w:r>
+        <w:rPr>
+          <w:b/>
+          <w:bCs/>
+          <w:color w:val="12355B"/>
+          <w:sz w:val="20"/>
+          <w:szCs w:val="20"/>
+        </w:rPr>
+        <w:t xml:space="preserve">Quotient — </w:t>
+      </w:r>
+      <w:r>
+        <w:rPr>
+          <w:sz w:val="20"/>
+          <w:szCs w:val="20"/>
+        </w:rPr>
+        <w:t xml:space="preserve">The answer when you divide.</w:t>
+      </w:r>
+      <w:r>
+        <w:rPr>
+          <w:i/>
+          <w:iCs/>
+          <w:color w:val="5F6F80"/>
+          <w:sz w:val="18"/>
+          <w:szCs w:val="18"/>
+        </w:rPr>
+        <w:br/>
+        <w:t xml:space="preserve">Cociente — La respuesta cuando divides.</w:t>
+      </w:r>
+    </w:p>
+    <w:p>
+      <w:pPr>
+        <w:spacing w:after="60"/>
+      </w:pPr>
+      <w:r>
+        <w:rPr>
+          <w:b/>
+          <w:bCs/>
+          <w:color w:val="1FA6A2"/>
+          <w:sz w:val="22"/>
+          <w:szCs w:val="22"/>
+        </w:rPr>
+        <w:t xml:space="preserve">☐  </w:t>
+      </w:r>
+      <w:r>
+        <w:rPr>
+          <w:b/>
+          <w:bCs/>
+          <w:color w:val="12355B"/>
+          <w:sz w:val="20"/>
+          <w:szCs w:val="20"/>
+        </w:rPr>
+        <w:t xml:space="preserve">Decimal division — </w:t>
+      </w:r>
+      <w:r>
+        <w:rPr>
+          <w:sz w:val="20"/>
+          <w:szCs w:val="20"/>
+        </w:rPr>
+        <w:t xml:space="preserve">Dividing with decimals. First make the number you divide by a whole number.</w:t>
+      </w:r>
+      <w:r>
+        <w:rPr>
+          <w:i/>
+          <w:iCs/>
+          <w:color w:val="5F6F80"/>
+          <w:sz w:val="18"/>
+          <w:szCs w:val="18"/>
+        </w:rPr>
+        <w:br/>
+        <w:t xml:space="preserve">División decimal — Dividir con decimales. Primero haz entero el número entre el que divides.</w:t>
+      </w:r>
+    </w:p>
+    <w:p>
+      <w:pPr>
+        <w:spacing w:after="60"/>
+      </w:pPr>
+      <w:r>
+        <w:rPr>
+          <w:b/>
+          <w:bCs/>
+          <w:color w:val="1FA6A2"/>
+          <w:sz w:val="22"/>
+          <w:szCs w:val="22"/>
+        </w:rPr>
+        <w:t xml:space="preserve">☐  </w:t>
+      </w:r>
+      <w:r>
+        <w:rPr>
+          <w:b/>
+          <w:bCs/>
+          <w:color w:val="12355B"/>
+          <w:sz w:val="20"/>
+          <w:szCs w:val="20"/>
+        </w:rPr>
+        <w:t xml:space="preserve">Equivalent division — </w:t>
+      </w:r>
+      <w:r>
+        <w:rPr>
+          <w:sz w:val="20"/>
+          <w:szCs w:val="20"/>
+        </w:rPr>
+        <w:t xml:space="preserve">Multiplying both numbers by 10 or 100 gives the same answer.</w:t>
+      </w:r>
+      <w:r>
+        <w:rPr>
+          <w:i/>
+          <w:iCs/>
+          <w:color w:val="5F6F80"/>
+          <w:sz w:val="18"/>
+          <w:szCs w:val="18"/>
+        </w:rPr>
+        <w:br/>
+        <w:t xml:space="preserve">División equivalente — Multiplicar ambos números por 10 o 100 da la misma respuesta.</w:t>
+      </w:r>
+    </w:p>
+    <w:tbl>
+      <w:tblPr>
+        <w:tblW w:type="pct" w:w="100%"/>
+        <w:tblBorders>
+          <w:top w:val="single" w:color="1FA6A2" w:sz="8"/>
+          <w:left w:val="single" w:color="1FA6A2" w:sz="8"/>
+          <w:bottom w:val="single" w:color="1FA6A2" w:sz="8"/>
+          <w:right w:val="single" w:color="1FA6A2" w:sz="8"/>
+          <w:insideH w:val="single" w:color="auto" w:sz="4"/>
+          <w:insideV w:val="single" w:color="auto" w:sz="4"/>
+        </w:tblBorders>
+      </w:tblPr>
+      <w:tblGrid>
+        <w:gridCol w:w="100"/>
+      </w:tblGrid>
+      <w:tr>
+        <w:tc>
+          <w:tcPr>
+            <w:shd w:fill="F7FFFD" w:color="auto" w:val="clear"/>
+            <w:tcMar>
+              <w:top w:type="dxa" w:w="120"/>
+              <w:left w:type="dxa" w:w="180"/>
+              <w:bottom w:type="dxa" w:w="120"/>
+              <w:right w:type="dxa" w:w="180"/>
+            </w:tcMar>
+          </w:tcPr>
+          <w:p>
+            <w:pPr>
+              <w:spacing w:after="50"/>
+            </w:pPr>
+            <w:r>
+              <w:rPr>
+                <w:b/>
+                <w:bCs/>
+                <w:color w:val="1FA6A2"/>
+                <w:sz w:val="20"/>
+                <w:szCs w:val="20"/>
+              </w:rPr>
+              <w:t xml:space="preserve">Say it first:  </w:t>
+            </w:r>
+            <w:r>
+              <w:rPr>
+                <w:sz w:val="20"/>
+                <w:szCs w:val="20"/>
+              </w:rPr>
+              <w:t xml:space="preserve">Say your idea to a partner or quietly to yourself before you write.</w:t>
+            </w:r>
+          </w:p>
+          <w:p>
+            <w:pPr>
+              <w:spacing w:after="60"/>
+            </w:pPr>
+            <w:r>
+              <w:rPr>
+                <w:color w:val="1A2733"/>
                 <w:sz w:val="21"/>
                 <w:szCs w:val="21"/>
               </w:rPr>
-              <w:t xml:space="preserve">The space station has 18.9 kilograms of a rare mineral sample that must be divided equally among 6.3-kilogram storage pods. How many pods can be completely filled?</w:t>
+              <w:t xml:space="preserve">I moved both decimal points ___ place, changing it to ___ ÷ ___.</w:t>
+            </w:r>
+            <w:r>
+              <w:rPr>
+                <w:i/>
+                <w:iCs/>
+                <w:color w:val="5F6F80"/>
+                <w:sz w:val="19"/>
+                <w:szCs w:val="19"/>
+              </w:rPr>
+              <w:br/>
+              <w:t xml:space="preserve">Moví ambos puntos decimales ___ lugar, cambiándolo a ___ ÷ ___.</w:t>
             </w:r>
           </w:p>
         </w:tc>
@@ -1334,81 +1684,6 @@
     </w:tbl>
     <w:p>
       <w:pPr>
-        <w:spacing w:after="80"/>
-      </w:pPr>
-      <w:r>
-        <w:t xml:space="preserve"/>
-      </w:r>
-    </w:p>
-    <w:p>
-      <w:pPr>
-        <w:spacing w:after="50" w:before="60"/>
-      </w:pPr>
-      <w:r>
-        <w:rPr>
-          <w:b/>
-          <w:bCs/>
-          <w:color w:val="12355B"/>
-          <w:sz w:val="21"/>
-          <w:szCs w:val="21"/>
-        </w:rPr>
-        <w:t xml:space="preserve">Think about:</w:t>
-      </w:r>
-    </w:p>
-    <w:p>
-      <w:pPr>
-        <w:spacing w:after="40"/>
-        <w:ind w:left="300"/>
-      </w:pPr>
-      <w:r>
-        <w:rPr>
-          <w:sz w:val="20"/>
-          <w:szCs w:val="20"/>
-        </w:rPr>
-        <w:t xml:space="preserve">•  What total amount is being divided?</w:t>
-      </w:r>
-    </w:p>
-    <w:p>
-      <w:pPr>
-        <w:spacing w:after="40"/>
-        <w:ind w:left="300"/>
-      </w:pPr>
-      <w:r>
-        <w:rPr>
-          <w:sz w:val="20"/>
-          <w:szCs w:val="20"/>
-        </w:rPr>
-        <w:t xml:space="preserve">•  What is the size of each pod?</w:t>
-      </w:r>
-    </w:p>
-    <w:p>
-      <w:pPr>
-        <w:spacing w:after="40"/>
-        <w:ind w:left="300"/>
-      </w:pPr>
-      <w:r>
-        <w:rPr>
-          <w:sz w:val="20"/>
-          <w:szCs w:val="20"/>
-        </w:rPr>
-        <w:t xml:space="preserve">•  How do you divide when the divisor is a decimal?</w:t>
-      </w:r>
-    </w:p>
-    <w:p>
-      <w:pPr>
-        <w:spacing w:after="40"/>
-        <w:ind w:left="300"/>
-      </w:pPr>
-      <w:r>
-        <w:rPr>
-          <w:sz w:val="20"/>
-          <w:szCs w:val="20"/>
-        </w:rPr>
-        <w:t xml:space="preserve">•  Can you turn this into a whole number division problem?</w:t>
-      </w:r>
-    </w:p>
-    <w:p>
-      <w:pPr>
         <w:pStyle w:val="Heading2"/>
         <w:spacing w:after="80" w:before="180"/>
       </w:pPr>
@@ -1420,348 +1695,17 @@
           <w:sz w:val="24"/>
           <w:szCs w:val="24"/>
         </w:rPr>
-        <w:t xml:space="preserve">Solved Example</w:t>
+        <w:t xml:space="preserve">3. Build Your Explanation</w:t>
       </w:r>
       <w:r>
         <w:rPr>
           <w:i/>
           <w:iCs/>
-          <w:color w:val="1FA6A2"/>
-          <w:sz w:val="19"/>
-          <w:szCs w:val="19"/>
-        </w:rPr>
-        <w:t xml:space="preserve">   I Do — watch each step</w:t>
-      </w:r>
-    </w:p>
-    <w:p>
-      <w:pPr>
-        <w:keepNext/>
-        <w:spacing w:after="40"/>
-      </w:pPr>
-      <w:r>
-        <w:rPr>
-          <w:b/>
-          <w:bCs/>
-          <w:color w:val="12355B"/>
-          <w:sz w:val="21"/>
-          <w:szCs w:val="21"/>
-        </w:rPr>
-        <w:t xml:space="preserve">Problem:  </w:t>
-      </w:r>
-      <w:r>
-        <w:rPr>
-          <w:sz w:val="21"/>
-          <w:szCs w:val="21"/>
-        </w:rPr>
-        <w:t xml:space="preserve">What is 14.4 ÷ 1.2?</w:t>
-      </w:r>
-    </w:p>
-    <w:p>
-      <w:pPr>
-        <w:spacing w:after="30"/>
-        <w:ind w:left="420"/>
-      </w:pPr>
-      <w:r>
-        <w:rPr>
-          <w:sz w:val="20"/>
-          <w:szCs w:val="20"/>
-        </w:rPr>
-        <w:t xml:space="preserve">A)  12</w:t>
-      </w:r>
-    </w:p>
-    <w:p>
-      <w:pPr>
-        <w:spacing w:after="30"/>
-        <w:ind w:left="420"/>
-      </w:pPr>
-      <w:r>
-        <w:rPr>
-          <w:sz w:val="20"/>
-          <w:szCs w:val="20"/>
-        </w:rPr>
-        <w:t xml:space="preserve">B)  1.2</w:t>
-      </w:r>
-    </w:p>
-    <w:p>
-      <w:pPr>
-        <w:spacing w:after="30"/>
-        <w:ind w:left="420"/>
-      </w:pPr>
-      <w:r>
-        <w:rPr>
-          <w:sz w:val="20"/>
-          <w:szCs w:val="20"/>
-        </w:rPr>
-        <w:t xml:space="preserve">C)  120</w:t>
-      </w:r>
-    </w:p>
-    <w:p>
-      <w:pPr>
-        <w:spacing w:after="30"/>
-        <w:ind w:left="420"/>
-      </w:pPr>
-      <w:r>
-        <w:rPr>
-          <w:sz w:val="20"/>
-          <w:szCs w:val="20"/>
-        </w:rPr>
-        <w:t xml:space="preserve">D)  0.12</w:t>
-      </w:r>
-    </w:p>
-    <w:p>
-      <w:pPr>
-        <w:spacing w:after="20" w:before="50"/>
-      </w:pPr>
-      <w:r>
-        <w:rPr>
-          <w:b/>
-          <w:bCs/>
-          <w:color w:val="1FA6A2"/>
-          <w:sz w:val="21"/>
-          <w:szCs w:val="21"/>
-        </w:rPr>
-        <w:t xml:space="preserve">Step 1:  </w:t>
-      </w:r>
-      <w:r>
-        <w:rPr>
-          <w:sz w:val="21"/>
-          <w:szCs w:val="21"/>
-        </w:rPr>
-        <w:t xml:space="preserve">Multiply both by 10: 144 ÷ 12 = 12.</w:t>
-      </w:r>
-    </w:p>
-    <w:p>
-      <w:pPr>
-        <w:spacing w:after="40" w:before="60"/>
-      </w:pPr>
-      <w:r>
-        <w:rPr>
-          <w:b/>
-          <w:bCs/>
-          <w:color w:val="12355B"/>
-          <w:sz w:val="21"/>
-          <w:szCs w:val="21"/>
-        </w:rPr>
-        <w:t xml:space="preserve">Answer:  </w:t>
-      </w:r>
-      <w:r>
-        <w:rPr>
-          <w:b/>
-          <w:bCs/>
-          <w:sz w:val="21"/>
-          <w:szCs w:val="21"/>
-        </w:rPr>
-        <w:t xml:space="preserve">A. 12</w:t>
-      </w:r>
-    </w:p>
-    <w:p>
-      <w:pPr>
-        <w:pStyle w:val="Heading1"/>
-        <w:pageBreakBefore/>
-        <w:pBdr>
-          <w:bottom w:val="single" w:color="1FA6A2" w:sz="14" w:space="6"/>
-        </w:pBdr>
-        <w:spacing w:after="140" w:before="0"/>
-      </w:pPr>
-      <w:r>
-        <w:rPr>
-          <w:b/>
-          <w:bCs/>
-          <w:color w:val="12355B"/>
-          <w:sz w:val="30"/>
-          <w:szCs w:val="30"/>
-        </w:rPr>
-        <w:t xml:space="preserve">Guided Practice</w:t>
-      </w:r>
-    </w:p>
-    <w:p>
-      <w:pPr>
-        <w:pStyle w:val="Heading2"/>
-        <w:spacing w:after="80" w:before="180"/>
-      </w:pPr>
-      <w:r>
-        <w:rPr>
-          <w:b/>
-          <w:bCs/>
-          <w:color w:val="12355B"/>
-          <w:sz w:val="24"/>
-          <w:szCs w:val="24"/>
-        </w:rPr>
-        <w:t xml:space="preserve">Solve Together</w:t>
-      </w:r>
-      <w:r>
-        <w:rPr>
-          <w:i/>
-          <w:iCs/>
-          <w:color w:val="6B4FA0"/>
-          <w:sz w:val="19"/>
-          <w:szCs w:val="19"/>
-        </w:rPr>
-        <w:t xml:space="preserve">   We Do — work with your class</w:t>
-      </w:r>
-    </w:p>
-    <w:p>
-      <w:pPr>
-        <w:keepNext/>
-        <w:spacing w:after="40" w:before="40"/>
-      </w:pPr>
-      <w:r>
-        <w:rPr>
-          <w:b/>
-          <w:bCs/>
-          <w:color w:val="12355B"/>
-          <w:sz w:val="21"/>
-          <w:szCs w:val="21"/>
-        </w:rPr>
-        <w:t xml:space="preserve">Problem:  </w:t>
-      </w:r>
-      <w:r>
-        <w:rPr>
-          <w:sz w:val="21"/>
-          <w:szCs w:val="21"/>
-        </w:rPr>
-        <w:t xml:space="preserve">What is 3.78 ÷ 0.6?</w:t>
-      </w:r>
-    </w:p>
-    <w:p>
-      <w:pPr>
-        <w:spacing w:after="30"/>
-        <w:ind w:left="420"/>
-      </w:pPr>
-      <w:r>
-        <w:rPr>
-          <w:sz w:val="20"/>
-          <w:szCs w:val="20"/>
-        </w:rPr>
-        <w:t xml:space="preserve">A)  6.3</w:t>
-      </w:r>
-    </w:p>
-    <w:p>
-      <w:pPr>
-        <w:spacing w:after="30"/>
-        <w:ind w:left="420"/>
-      </w:pPr>
-      <w:r>
-        <w:rPr>
-          <w:sz w:val="20"/>
-          <w:szCs w:val="20"/>
-        </w:rPr>
-        <w:t xml:space="preserve">B)  63</w:t>
-      </w:r>
-    </w:p>
-    <w:p>
-      <w:pPr>
-        <w:spacing w:after="30"/>
-        <w:ind w:left="420"/>
-      </w:pPr>
-      <w:r>
-        <w:rPr>
-          <w:sz w:val="20"/>
-          <w:szCs w:val="20"/>
-        </w:rPr>
-        <w:t xml:space="preserve">C)  0.63</w:t>
-      </w:r>
-    </w:p>
-    <w:p>
-      <w:pPr>
-        <w:spacing w:after="30"/>
-        <w:ind w:left="420"/>
-      </w:pPr>
-      <w:r>
-        <w:rPr>
-          <w:sz w:val="20"/>
-          <w:szCs w:val="20"/>
-        </w:rPr>
-        <w:t xml:space="preserve">D)  0.063</w:t>
-      </w:r>
-    </w:p>
-    <w:p>
-      <w:pPr>
-        <w:keepNext/>
-        <w:spacing w:after="0" w:before="50"/>
-      </w:pPr>
-      <w:r>
-        <w:rPr>
-          <w:b/>
-          <w:bCs/>
-          <w:color w:val="6B4FA0"/>
-          <w:sz w:val="21"/>
-          <w:szCs w:val="21"/>
-        </w:rPr>
-        <w:t xml:space="preserve">Step 1:</w:t>
-      </w:r>
-    </w:p>
-    <w:p>
-      <w:pPr>
-        <w:pBdr>
-          <w:bottom w:val="single" w:color="AFBECC" w:sz="6"/>
-        </w:pBdr>
-        <w:spacing w:after="30" w:before="150"/>
-      </w:pPr>
-      <w:r>
-        <w:t xml:space="preserve"/>
-      </w:r>
-    </w:p>
-    <w:p>
-      <w:pPr>
-        <w:keepNext/>
-        <w:spacing w:after="0" w:before="50"/>
-      </w:pPr>
-      <w:r>
-        <w:rPr>
-          <w:b/>
-          <w:bCs/>
-          <w:color w:val="6B4FA0"/>
-          <w:sz w:val="21"/>
-          <w:szCs w:val="21"/>
-        </w:rPr>
-        <w:t xml:space="preserve">Step 2:</w:t>
-      </w:r>
-    </w:p>
-    <w:p>
-      <w:pPr>
-        <w:pBdr>
-          <w:bottom w:val="single" w:color="AFBECC" w:sz="6"/>
-        </w:pBdr>
-        <w:spacing w:after="30" w:before="150"/>
-      </w:pPr>
-      <w:r>
-        <w:t xml:space="preserve"/>
-      </w:r>
-    </w:p>
-    <w:p>
-      <w:pPr>
-        <w:keepNext/>
-        <w:spacing w:after="0" w:before="60"/>
-      </w:pPr>
-      <w:r>
-        <w:rPr>
-          <w:b/>
-          <w:bCs/>
-          <w:color w:val="12355B"/>
-          <w:sz w:val="21"/>
-          <w:szCs w:val="21"/>
-        </w:rPr>
-        <w:t xml:space="preserve">Answer:</w:t>
-      </w:r>
-    </w:p>
-    <w:p>
-      <w:pPr>
-        <w:pBdr>
-          <w:bottom w:val="single" w:color="AFBECC" w:sz="6"/>
-        </w:pBdr>
-        <w:spacing w:after="30" w:before="150"/>
-      </w:pPr>
-      <w:r>
-        <w:t xml:space="preserve"/>
-      </w:r>
-    </w:p>
-    <w:p>
-      <w:pPr>
-        <w:spacing w:after="80"/>
-      </w:pPr>
-      <w:r>
-        <w:t xml:space="preserve"/>
+          <w:color w:val="B97A12"/>
+          <w:sz w:val="19"/>
+          <w:szCs w:val="19"/>
+        </w:rPr>
+        <w:t xml:space="preserve">   choose your support</w:t>
       </w:r>
     </w:p>
     <w:tbl>
@@ -1792,6 +1736,1358 @@
           </w:tcPr>
           <w:p>
             <w:pPr>
+              <w:spacing w:after="50"/>
+            </w:pPr>
+            <w:r>
+              <w:rPr>
+                <w:i/>
+                <w:iCs/>
+                <w:color w:val="5F6F80"/>
+                <w:sz w:val="19"/>
+                <w:szCs w:val="19"/>
+              </w:rPr>
+              <w:t xml:space="preserve">This model shows the parts of an explanation. It does not answer your writing question.</w:t>
+            </w:r>
+          </w:p>
+          <w:p>
+            <w:pPr>
+              <w:spacing w:after="80"/>
+            </w:pPr>
+            <w:r>
+              <w:rPr>
+                <w:b/>
+                <w:bCs/>
+                <w:color w:val="12355B"/>
+                <w:sz w:val="19"/>
+                <w:szCs w:val="19"/>
+              </w:rPr>
+              <w:t xml:space="preserve">Claim:  </w:t>
+            </w:r>
+            <w:r>
+              <w:rPr>
+                <w:sz w:val="19"/>
+                <w:szCs w:val="19"/>
+              </w:rPr>
+              <w:t xml:space="preserve">You first make the divisor a whole number using equivalent division.</w:t>
+            </w:r>
+          </w:p>
+          <w:p>
+            <w:pPr>
+              <w:spacing w:after="80"/>
+            </w:pPr>
+            <w:r>
+              <w:rPr>
+                <w:b/>
+                <w:bCs/>
+                <w:color w:val="12355B"/>
+                <w:sz w:val="19"/>
+                <w:szCs w:val="19"/>
+              </w:rPr>
+              <w:t xml:space="preserve">Evidence:  </w:t>
+            </w:r>
+            <w:r>
+              <w:rPr>
+                <w:sz w:val="19"/>
+                <w:szCs w:val="19"/>
+              </w:rPr>
+              <w:t xml:space="preserve">Students explain you move the decimal in the divisor to make it whole (6.3 to 63) and move the dividend the same way, naming 18.9 as the dividend and 6.3 as the divisor.</w:t>
+            </w:r>
+          </w:p>
+          <w:p>
+            <w:pPr>
+              <w:spacing w:after="80"/>
+            </w:pPr>
+            <w:r>
+              <w:rPr>
+                <w:b/>
+                <w:bCs/>
+                <w:color w:val="12355B"/>
+                <w:sz w:val="19"/>
+                <w:szCs w:val="19"/>
+              </w:rPr>
+              <w:t xml:space="preserve">Reasoning:  </w:t>
+            </w:r>
+            <w:r>
+              <w:rPr>
+                <w:sz w:val="19"/>
+                <w:szCs w:val="19"/>
+              </w:rPr>
+              <w:t xml:space="preserve">This evidence connects the definition of dividend to the mathematical claim.</w:t>
+            </w:r>
+          </w:p>
+        </w:tc>
+      </w:tr>
+    </w:tbl>
+    <w:p>
+      <w:pPr>
+        <w:pStyle w:val="Heading2"/>
+        <w:spacing w:after="80" w:before="180"/>
+      </w:pPr>
+      <w:r>
+        <w:rPr>
+          <w:b/>
+          <w:bCs/>
+          <w:color w:val="12355B"/>
+          <w:sz w:val="24"/>
+          <w:szCs w:val="24"/>
+        </w:rPr>
+        <w:t xml:space="preserve">Start</w:t>
+      </w:r>
+      <w:r>
+        <w:rPr>
+          <w:i/>
+          <w:iCs/>
+          <w:color w:val="1FA6A2"/>
+          <w:sz w:val="19"/>
+          <w:szCs w:val="19"/>
+        </w:rPr>
+        <w:t xml:space="preserve">   Most language support</w:t>
+      </w:r>
+    </w:p>
+    <w:p>
+      <w:pPr>
+        <w:spacing w:after="60"/>
+      </w:pPr>
+      <w:r>
+        <w:rPr>
+          <w:color w:val="1A2733"/>
+          <w:sz w:val="21"/>
+          <w:szCs w:val="21"/>
+        </w:rPr>
+        <w:t xml:space="preserve">Complete the frames. Use the word bank.</w:t>
+      </w:r>
+      <w:r>
+        <w:rPr>
+          <w:i/>
+          <w:iCs/>
+          <w:color w:val="5F6F80"/>
+          <w:sz w:val="19"/>
+          <w:szCs w:val="19"/>
+        </w:rPr>
+        <w:br/>
+        <w:t xml:space="preserve">Completa las oraciones. Usa el banco de palabras.</w:t>
+      </w:r>
+    </w:p>
+    <w:p>
+      <w:pPr>
+        <w:spacing w:after="60"/>
+      </w:pPr>
+      <w:r>
+        <w:rPr>
+          <w:color w:val="1A2733"/>
+          <w:sz w:val="21"/>
+          <w:szCs w:val="21"/>
+        </w:rPr>
+        <w:t xml:space="preserve">I moved both decimal points ___ place, changing it to ___ ÷ ___.</w:t>
+      </w:r>
+      <w:r>
+        <w:rPr>
+          <w:i/>
+          <w:iCs/>
+          <w:color w:val="5F6F80"/>
+          <w:sz w:val="19"/>
+          <w:szCs w:val="19"/>
+        </w:rPr>
+        <w:br/>
+        <w:t xml:space="preserve">Moví ambos puntos decimales ___ lugar, cambiándolo a ___ ÷ ___.</w:t>
+      </w:r>
+    </w:p>
+    <w:p>
+      <w:pPr>
+        <w:spacing w:after="60"/>
+      </w:pPr>
+      <w:r>
+        <w:rPr>
+          <w:color w:val="1A2733"/>
+          <w:sz w:val="21"/>
+          <w:szCs w:val="21"/>
+        </w:rPr>
+        <w:t xml:space="preserve">The quotient is ___.</w:t>
+      </w:r>
+      <w:r>
+        <w:rPr>
+          <w:i/>
+          <w:iCs/>
+          <w:color w:val="5F6F80"/>
+          <w:sz w:val="19"/>
+          <w:szCs w:val="19"/>
+        </w:rPr>
+        <w:br/>
+        <w:t xml:space="preserve">El cociente es ___.</w:t>
+      </w:r>
+    </w:p>
+    <w:tbl>
+      <w:tblPr>
+        <w:tblW w:type="pct" w:w="100%"/>
+        <w:tblBorders>
+          <w:top w:val="single" w:color="C7D2DD" w:sz="6"/>
+          <w:left w:val="single" w:color="C7D2DD" w:sz="6"/>
+          <w:bottom w:val="single" w:color="C7D2DD" w:sz="6"/>
+          <w:right w:val="single" w:color="C7D2DD" w:sz="6"/>
+          <w:insideH w:val="single" w:color="auto" w:sz="4"/>
+          <w:insideV w:val="single" w:color="auto" w:sz="4"/>
+        </w:tblBorders>
+      </w:tblPr>
+      <w:tblGrid>
+        <w:gridCol w:w="100"/>
+      </w:tblGrid>
+      <w:tr>
+        <w:tc>
+          <w:tcPr>
+            <w:shd w:fill="FBF3E2" w:color="auto" w:val="clear"/>
+            <w:tcMar>
+              <w:top w:type="dxa" w:w="60"/>
+              <w:left w:type="dxa" w:w="120"/>
+              <w:bottom w:type="dxa" w:w="60"/>
+              <w:right w:type="dxa" w:w="120"/>
+            </w:tcMar>
+          </w:tcPr>
+          <w:p>
+            <w:pPr>
+              <w:spacing w:after="0" w:line="320"/>
+            </w:pPr>
+            <w:r>
+              <w:t xml:space="preserve"/>
+            </w:r>
+          </w:p>
+          <w:p>
+            <w:pPr>
+              <w:spacing w:after="0" w:line="320"/>
+            </w:pPr>
+            <w:r>
+              <w:t xml:space="preserve"/>
+            </w:r>
+          </w:p>
+          <w:p>
+            <w:pPr>
+              <w:spacing w:after="0" w:line="320"/>
+            </w:pPr>
+            <w:r>
+              <w:t xml:space="preserve"/>
+            </w:r>
+          </w:p>
+        </w:tc>
+      </w:tr>
+    </w:tbl>
+    <w:p>
+      <w:pPr>
+        <w:pStyle w:val="Heading2"/>
+        <w:spacing w:after="80" w:before="180"/>
+      </w:pPr>
+      <w:r>
+        <w:rPr>
+          <w:b/>
+          <w:bCs/>
+          <w:color w:val="12355B"/>
+          <w:sz w:val="24"/>
+          <w:szCs w:val="24"/>
+        </w:rPr>
+        <w:t xml:space="preserve">Build</w:t>
+      </w:r>
+      <w:r>
+        <w:rPr>
+          <w:i/>
+          <w:iCs/>
+          <w:color w:val="B97A12"/>
+          <w:sz w:val="19"/>
+          <w:szCs w:val="19"/>
+        </w:rPr>
+        <w:t xml:space="preserve">   Some language support</w:t>
+      </w:r>
+    </w:p>
+    <w:p>
+      <w:pPr>
+        <w:spacing w:after="60"/>
+      </w:pPr>
+      <w:r>
+        <w:rPr>
+          <w:color w:val="1A2733"/>
+          <w:sz w:val="21"/>
+          <w:szCs w:val="21"/>
+        </w:rPr>
+        <w:t xml:space="preserve">Write two connected sentences. Use because, so, or but.</w:t>
+      </w:r>
+      <w:r>
+        <w:rPr>
+          <w:i/>
+          <w:iCs/>
+          <w:color w:val="5F6F80"/>
+          <w:sz w:val="19"/>
+          <w:szCs w:val="19"/>
+        </w:rPr>
+        <w:br/>
+        <w:t xml:space="preserve">Escribe dos oraciones conectadas. Usa porque, entonces o pero.</w:t>
+      </w:r>
+    </w:p>
+    <w:p>
+      <w:pPr>
+        <w:spacing w:after="60"/>
+      </w:pPr>
+      <w:r>
+        <w:rPr>
+          <w:color w:val="1A2733"/>
+          <w:sz w:val="21"/>
+          <w:szCs w:val="21"/>
+        </w:rPr>
+        <w:t xml:space="preserve">My claim is ___.</w:t>
+      </w:r>
+      <w:r>
+        <w:rPr>
+          <w:i/>
+          <w:iCs/>
+          <w:color w:val="5F6F80"/>
+          <w:sz w:val="19"/>
+          <w:szCs w:val="19"/>
+        </w:rPr>
+        <w:br/>
+        <w:t xml:space="preserve">Mi afirmación es ___.</w:t>
+      </w:r>
+    </w:p>
+    <w:p>
+      <w:pPr>
+        <w:spacing w:after="60"/>
+      </w:pPr>
+      <w:r>
+        <w:rPr>
+          <w:color w:val="1A2733"/>
+          <w:sz w:val="21"/>
+          <w:szCs w:val="21"/>
+        </w:rPr>
+        <w:t xml:space="preserve">I know because ___.</w:t>
+      </w:r>
+      <w:r>
+        <w:rPr>
+          <w:i/>
+          <w:iCs/>
+          <w:color w:val="5F6F80"/>
+          <w:sz w:val="19"/>
+          <w:szCs w:val="19"/>
+        </w:rPr>
+        <w:br/>
+        <w:t xml:space="preserve">Lo sé porque ___.</w:t>
+      </w:r>
+    </w:p>
+    <w:p>
+      <w:pPr>
+        <w:spacing w:after="60"/>
+      </w:pPr>
+      <w:r>
+        <w:rPr>
+          <w:color w:val="1A2733"/>
+          <w:sz w:val="21"/>
+          <w:szCs w:val="21"/>
+        </w:rPr>
+        <w:t xml:space="preserve">So ___.</w:t>
+      </w:r>
+      <w:r>
+        <w:rPr>
+          <w:i/>
+          <w:iCs/>
+          <w:color w:val="5F6F80"/>
+          <w:sz w:val="19"/>
+          <w:szCs w:val="19"/>
+        </w:rPr>
+        <w:br/>
+        <w:t xml:space="preserve">Entonces ___.</w:t>
+      </w:r>
+    </w:p>
+    <w:tbl>
+      <w:tblPr>
+        <w:tblW w:type="pct" w:w="100%"/>
+        <w:tblBorders>
+          <w:top w:val="single" w:color="C7D2DD" w:sz="6"/>
+          <w:left w:val="single" w:color="C7D2DD" w:sz="6"/>
+          <w:bottom w:val="single" w:color="C7D2DD" w:sz="6"/>
+          <w:right w:val="single" w:color="C7D2DD" w:sz="6"/>
+          <w:insideH w:val="single" w:color="auto" w:sz="4"/>
+          <w:insideV w:val="single" w:color="auto" w:sz="4"/>
+        </w:tblBorders>
+      </w:tblPr>
+      <w:tblGrid>
+        <w:gridCol w:w="100"/>
+      </w:tblGrid>
+      <w:tr>
+        <w:tc>
+          <w:tcPr>
+            <w:shd w:fill="FBF3E2" w:color="auto" w:val="clear"/>
+            <w:tcMar>
+              <w:top w:type="dxa" w:w="60"/>
+              <w:left w:type="dxa" w:w="120"/>
+              <w:bottom w:type="dxa" w:w="60"/>
+              <w:right w:type="dxa" w:w="120"/>
+            </w:tcMar>
+          </w:tcPr>
+          <w:p>
+            <w:pPr>
+              <w:spacing w:after="0" w:line="320"/>
+            </w:pPr>
+            <w:r>
+              <w:t xml:space="preserve"/>
+            </w:r>
+          </w:p>
+          <w:p>
+            <w:pPr>
+              <w:spacing w:after="0" w:line="320"/>
+            </w:pPr>
+            <w:r>
+              <w:t xml:space="preserve"/>
+            </w:r>
+          </w:p>
+          <w:p>
+            <w:pPr>
+              <w:spacing w:after="0" w:line="320"/>
+            </w:pPr>
+            <w:r>
+              <w:t xml:space="preserve"/>
+            </w:r>
+          </w:p>
+        </w:tc>
+      </w:tr>
+    </w:tbl>
+    <w:p>
+      <w:pPr>
+        <w:pStyle w:val="Heading2"/>
+        <w:spacing w:after="80" w:before="180"/>
+      </w:pPr>
+      <w:r>
+        <w:rPr>
+          <w:b/>
+          <w:bCs/>
+          <w:color w:val="12355B"/>
+          <w:sz w:val="24"/>
+          <w:szCs w:val="24"/>
+        </w:rPr>
+        <w:t xml:space="preserve">Explain</w:t>
+      </w:r>
+      <w:r>
+        <w:rPr>
+          <w:i/>
+          <w:iCs/>
+          <w:color w:val="B97A12"/>
+          <w:sz w:val="19"/>
+          <w:szCs w:val="19"/>
+        </w:rPr>
+        <w:t xml:space="preserve">   Light language support</w:t>
+      </w:r>
+    </w:p>
+    <w:p>
+      <w:pPr>
+        <w:spacing w:after="60"/>
+      </w:pPr>
+      <w:r>
+        <w:rPr>
+          <w:color w:val="1A2733"/>
+          <w:sz w:val="21"/>
+          <w:szCs w:val="21"/>
+        </w:rPr>
+        <w:t xml:space="preserve">Write a claim, give math evidence, and explain your reasoning.</w:t>
+      </w:r>
+      <w:r>
+        <w:rPr>
+          <w:i/>
+          <w:iCs/>
+          <w:color w:val="5F6F80"/>
+          <w:sz w:val="19"/>
+          <w:szCs w:val="19"/>
+        </w:rPr>
+        <w:br/>
+        <w:t xml:space="preserve">Escribe una afirmación, da evidencia matemática y explica tu razonamiento.</w:t>
+      </w:r>
+    </w:p>
+    <w:p>
+      <w:pPr>
+        <w:spacing w:after="60"/>
+      </w:pPr>
+      <w:r>
+        <w:rPr>
+          <w:color w:val="1A2733"/>
+          <w:sz w:val="21"/>
+          <w:szCs w:val="21"/>
+        </w:rPr>
+        <w:t xml:space="preserve">My claim is ___.</w:t>
+      </w:r>
+      <w:r>
+        <w:rPr>
+          <w:i/>
+          <w:iCs/>
+          <w:color w:val="5F6F80"/>
+          <w:sz w:val="19"/>
+          <w:szCs w:val="19"/>
+        </w:rPr>
+        <w:br/>
+        <w:t xml:space="preserve">Mi afirmación es ___.</w:t>
+      </w:r>
+    </w:p>
+    <w:p>
+      <w:pPr>
+        <w:spacing w:after="60"/>
+      </w:pPr>
+      <w:r>
+        <w:rPr>
+          <w:color w:val="1A2733"/>
+          <w:sz w:val="21"/>
+          <w:szCs w:val="21"/>
+        </w:rPr>
+        <w:t xml:space="preserve">My math evidence is ___.</w:t>
+      </w:r>
+      <w:r>
+        <w:rPr>
+          <w:i/>
+          <w:iCs/>
+          <w:color w:val="5F6F80"/>
+          <w:sz w:val="19"/>
+          <w:szCs w:val="19"/>
+        </w:rPr>
+        <w:br/>
+        <w:t xml:space="preserve">Mi evidencia matemática es ___.</w:t>
+      </w:r>
+    </w:p>
+    <w:p>
+      <w:pPr>
+        <w:spacing w:after="60"/>
+      </w:pPr>
+      <w:r>
+        <w:rPr>
+          <w:color w:val="1A2733"/>
+          <w:sz w:val="21"/>
+          <w:szCs w:val="21"/>
+        </w:rPr>
+        <w:t xml:space="preserve">This proves ___ because ___.</w:t>
+      </w:r>
+      <w:r>
+        <w:rPr>
+          <w:i/>
+          <w:iCs/>
+          <w:color w:val="5F6F80"/>
+          <w:sz w:val="19"/>
+          <w:szCs w:val="19"/>
+        </w:rPr>
+        <w:br/>
+        <w:t xml:space="preserve">Esto demuestra ___ porque ___.</w:t>
+      </w:r>
+    </w:p>
+    <w:tbl>
+      <w:tblPr>
+        <w:tblW w:type="pct" w:w="100%"/>
+        <w:tblBorders>
+          <w:top w:val="single" w:color="C7D2DD" w:sz="6"/>
+          <w:left w:val="single" w:color="C7D2DD" w:sz="6"/>
+          <w:bottom w:val="single" w:color="C7D2DD" w:sz="6"/>
+          <w:right w:val="single" w:color="C7D2DD" w:sz="6"/>
+          <w:insideH w:val="single" w:color="auto" w:sz="4"/>
+          <w:insideV w:val="single" w:color="auto" w:sz="4"/>
+        </w:tblBorders>
+      </w:tblPr>
+      <w:tblGrid>
+        <w:gridCol w:w="100"/>
+      </w:tblGrid>
+      <w:tr>
+        <w:tc>
+          <w:tcPr>
+            <w:shd w:fill="FBF3E2" w:color="auto" w:val="clear"/>
+            <w:tcMar>
+              <w:top w:type="dxa" w:w="60"/>
+              <w:left w:type="dxa" w:w="120"/>
+              <w:bottom w:type="dxa" w:w="60"/>
+              <w:right w:type="dxa" w:w="120"/>
+            </w:tcMar>
+          </w:tcPr>
+          <w:p>
+            <w:pPr>
+              <w:spacing w:after="0" w:line="320"/>
+            </w:pPr>
+            <w:r>
+              <w:t xml:space="preserve"/>
+            </w:r>
+          </w:p>
+          <w:p>
+            <w:pPr>
+              <w:spacing w:after="0" w:line="320"/>
+            </w:pPr>
+            <w:r>
+              <w:t xml:space="preserve"/>
+            </w:r>
+          </w:p>
+          <w:p>
+            <w:pPr>
+              <w:spacing w:after="0" w:line="320"/>
+            </w:pPr>
+            <w:r>
+              <w:t xml:space="preserve"/>
+            </w:r>
+          </w:p>
+          <w:p>
+            <w:pPr>
+              <w:spacing w:after="0" w:line="320"/>
+            </w:pPr>
+            <w:r>
+              <w:t xml:space="preserve"/>
+            </w:r>
+          </w:p>
+          <w:p>
+            <w:pPr>
+              <w:spacing w:after="0" w:line="320"/>
+            </w:pPr>
+            <w:r>
+              <w:t xml:space="preserve"/>
+            </w:r>
+          </w:p>
+        </w:tc>
+      </w:tr>
+    </w:tbl>
+    <w:p>
+      <w:pPr>
+        <w:pStyle w:val="Heading2"/>
+        <w:spacing w:after="80" w:before="180"/>
+      </w:pPr>
+      <w:r>
+        <w:rPr>
+          <w:b/>
+          <w:bCs/>
+          <w:color w:val="12355B"/>
+          <w:sz w:val="24"/>
+          <w:szCs w:val="24"/>
+        </w:rPr>
+        <w:t xml:space="preserve">4. Check Your Explanation</w:t>
+      </w:r>
+      <w:r>
+        <w:rPr>
+          <w:i/>
+          <w:iCs/>
+          <w:color w:val="1FA6A2"/>
+          <w:sz w:val="19"/>
+          <w:szCs w:val="19"/>
+        </w:rPr>
+        <w:t xml:space="preserve">   five quick checks</w:t>
+      </w:r>
+    </w:p>
+    <w:p>
+      <w:pPr>
+        <w:spacing w:after="80"/>
+      </w:pPr>
+      <w:r>
+        <w:rPr>
+          <w:b/>
+          <w:bCs/>
+          <w:color w:val="1FA6A2"/>
+          <w:sz w:val="22"/>
+          <w:szCs w:val="22"/>
+        </w:rPr>
+        <w:t xml:space="preserve">☐  </w:t>
+      </w:r>
+      <w:r>
+        <w:rPr>
+          <w:sz w:val="20"/>
+          <w:szCs w:val="20"/>
+        </w:rPr>
+        <w:t xml:space="preserve">I answered the question.</w:t>
+      </w:r>
+      <w:r>
+        <w:rPr>
+          <w:i/>
+          <w:iCs/>
+          <w:color w:val="5F6F80"/>
+          <w:sz w:val="18"/>
+          <w:szCs w:val="18"/>
+        </w:rPr>
+        <w:br/>
+        <w:t xml:space="preserve">Respondí la pregunta.</w:t>
+      </w:r>
+    </w:p>
+    <w:p>
+      <w:pPr>
+        <w:spacing w:after="80"/>
+      </w:pPr>
+      <w:r>
+        <w:rPr>
+          <w:b/>
+          <w:bCs/>
+          <w:color w:val="1FA6A2"/>
+          <w:sz w:val="22"/>
+          <w:szCs w:val="22"/>
+        </w:rPr>
+        <w:t xml:space="preserve">☐  </w:t>
+      </w:r>
+      <w:r>
+        <w:rPr>
+          <w:sz w:val="20"/>
+          <w:szCs w:val="20"/>
+        </w:rPr>
+        <w:t xml:space="preserve">I used math evidence: numbers, an equation, a model, or a comparison.</w:t>
+      </w:r>
+      <w:r>
+        <w:rPr>
+          <w:i/>
+          <w:iCs/>
+          <w:color w:val="5F6F80"/>
+          <w:sz w:val="18"/>
+          <w:szCs w:val="18"/>
+        </w:rPr>
+        <w:br/>
+        <w:t xml:space="preserve">Usé evidencia matemática: números, una ecuación, un modelo o una comparación.</w:t>
+      </w:r>
+    </w:p>
+    <w:p>
+      <w:pPr>
+        <w:spacing w:after="80"/>
+      </w:pPr>
+      <w:r>
+        <w:rPr>
+          <w:b/>
+          <w:bCs/>
+          <w:color w:val="1FA6A2"/>
+          <w:sz w:val="22"/>
+          <w:szCs w:val="22"/>
+        </w:rPr>
+        <w:t xml:space="preserve">☐  </w:t>
+      </w:r>
+      <w:r>
+        <w:rPr>
+          <w:sz w:val="20"/>
+          <w:szCs w:val="20"/>
+        </w:rPr>
+        <w:t xml:space="preserve">I explained how the evidence proves my answer.</w:t>
+      </w:r>
+      <w:r>
+        <w:rPr>
+          <w:i/>
+          <w:iCs/>
+          <w:color w:val="5F6F80"/>
+          <w:sz w:val="18"/>
+          <w:szCs w:val="18"/>
+        </w:rPr>
+        <w:br/>
+        <w:t xml:space="preserve">Expliqué cómo la evidencia demuestra mi respuesta.</w:t>
+      </w:r>
+    </w:p>
+    <w:p>
+      <w:pPr>
+        <w:spacing w:after="80"/>
+      </w:pPr>
+      <w:r>
+        <w:rPr>
+          <w:b/>
+          <w:bCs/>
+          <w:color w:val="1FA6A2"/>
+          <w:sz w:val="22"/>
+          <w:szCs w:val="22"/>
+        </w:rPr>
+        <w:t xml:space="preserve">☐  </w:t>
+      </w:r>
+      <w:r>
+        <w:rPr>
+          <w:sz w:val="20"/>
+          <w:szCs w:val="20"/>
+        </w:rPr>
+        <w:t xml:space="preserve">I used at least two math words.</w:t>
+      </w:r>
+      <w:r>
+        <w:rPr>
+          <w:i/>
+          <w:iCs/>
+          <w:color w:val="5F6F80"/>
+          <w:sz w:val="18"/>
+          <w:szCs w:val="18"/>
+        </w:rPr>
+        <w:br/>
+        <w:t xml:space="preserve">Usé por lo menos dos palabras matemáticas.</w:t>
+      </w:r>
+    </w:p>
+    <w:p>
+      <w:pPr>
+        <w:spacing w:after="80"/>
+      </w:pPr>
+      <w:r>
+        <w:rPr>
+          <w:b/>
+          <w:bCs/>
+          <w:color w:val="1FA6A2"/>
+          <w:sz w:val="22"/>
+          <w:szCs w:val="22"/>
+        </w:rPr>
+        <w:t xml:space="preserve">☐  </w:t>
+      </w:r>
+      <w:r>
+        <w:rPr>
+          <w:sz w:val="20"/>
+          <w:szCs w:val="20"/>
+        </w:rPr>
+        <w:t xml:space="preserve">I reread complete sentences and punctuation.</w:t>
+      </w:r>
+      <w:r>
+        <w:rPr>
+          <w:i/>
+          <w:iCs/>
+          <w:color w:val="5F6F80"/>
+          <w:sz w:val="18"/>
+          <w:szCs w:val="18"/>
+        </w:rPr>
+        <w:br/>
+        <w:t xml:space="preserve">Volví a leer mis oraciones completas y la puntuación.</w:t>
+      </w:r>
+    </w:p>
+    <w:p>
+      <w:pPr>
+        <w:pStyle w:val="Heading1"/>
+        <w:pageBreakBefore/>
+        <w:pBdr>
+          <w:bottom w:val="single" w:color="1FA6A2" w:sz="14" w:space="6"/>
+        </w:pBdr>
+        <w:spacing w:after="140" w:before="0"/>
+      </w:pPr>
+      <w:r>
+        <w:rPr>
+          <w:b/>
+          <w:bCs/>
+          <w:color w:val="12355B"/>
+          <w:sz w:val="30"/>
+          <w:szCs w:val="30"/>
+        </w:rPr>
+        <w:t xml:space="preserve">Worked Example</w:t>
+      </w:r>
+    </w:p>
+    <w:p>
+      <w:pPr>
+        <w:pStyle w:val="Heading2"/>
+        <w:spacing w:after="80" w:before="180"/>
+      </w:pPr>
+      <w:r>
+        <w:rPr>
+          <w:b/>
+          <w:bCs/>
+          <w:color w:val="12355B"/>
+          <w:sz w:val="24"/>
+          <w:szCs w:val="24"/>
+        </w:rPr>
+        <w:t xml:space="preserve">Watch &amp; Read</w:t>
+      </w:r>
+      <w:r>
+        <w:rPr>
+          <w:i/>
+          <w:iCs/>
+          <w:color w:val="1FA6A2"/>
+          <w:sz w:val="19"/>
+          <w:szCs w:val="19"/>
+        </w:rPr>
+        <w:t xml:space="preserve">   I Do — follow along with your teacher</w:t>
+      </w:r>
+    </w:p>
+    <w:tbl>
+      <w:tblPr>
+        <w:tblW w:type="pct" w:w="100%"/>
+        <w:tblBorders>
+          <w:top w:val="single" w:color="1FA6A2" w:sz="8"/>
+          <w:left w:val="single" w:color="1FA6A2" w:sz="8"/>
+          <w:bottom w:val="single" w:color="1FA6A2" w:sz="8"/>
+          <w:right w:val="single" w:color="1FA6A2" w:sz="8"/>
+          <w:insideH w:val="single" w:color="auto" w:sz="4"/>
+          <w:insideV w:val="single" w:color="auto" w:sz="4"/>
+        </w:tblBorders>
+      </w:tblPr>
+      <w:tblGrid>
+        <w:gridCol w:w="100"/>
+      </w:tblGrid>
+      <w:tr>
+        <w:tc>
+          <w:tcPr>
+            <w:shd w:fill="E6F4F3" w:color="auto" w:val="clear"/>
+            <w:tcMar>
+              <w:top w:type="dxa" w:w="120"/>
+              <w:left w:type="dxa" w:w="180"/>
+              <w:bottom w:type="dxa" w:w="120"/>
+              <w:right w:type="dxa" w:w="180"/>
+            </w:tcMar>
+          </w:tcPr>
+          <w:p>
+            <w:pPr>
+              <w:spacing w:after="60"/>
+            </w:pPr>
+            <w:r>
+              <w:rPr>
+                <w:b/>
+                <w:bCs/>
+                <w:color w:val="12355B"/>
+                <w:sz w:val="22"/>
+                <w:szCs w:val="22"/>
+              </w:rPr>
+              <w:t xml:space="preserve">Space Station Pod Splitter</w:t>
+            </w:r>
+          </w:p>
+          <w:p>
+            <w:pPr>
+              <w:spacing w:after="0"/>
+            </w:pPr>
+            <w:r>
+              <w:rPr>
+                <w:sz w:val="21"/>
+                <w:szCs w:val="21"/>
+              </w:rPr>
+              <w:t xml:space="preserve">The space station has 18.9 kilograms of a rare mineral sample that must be divided equally among 6.3-kilogram storage pods. How many pods can be completely filled?</w:t>
+            </w:r>
+          </w:p>
+        </w:tc>
+      </w:tr>
+    </w:tbl>
+    <w:p>
+      <w:pPr>
+        <w:spacing w:after="80"/>
+      </w:pPr>
+      <w:r>
+        <w:t xml:space="preserve"/>
+      </w:r>
+    </w:p>
+    <w:p>
+      <w:pPr>
+        <w:spacing w:after="50" w:before="60"/>
+      </w:pPr>
+      <w:r>
+        <w:rPr>
+          <w:b/>
+          <w:bCs/>
+          <w:color w:val="12355B"/>
+          <w:sz w:val="21"/>
+          <w:szCs w:val="21"/>
+        </w:rPr>
+        <w:t xml:space="preserve">Think about:</w:t>
+      </w:r>
+    </w:p>
+    <w:p>
+      <w:pPr>
+        <w:spacing w:after="40"/>
+        <w:ind w:left="300"/>
+      </w:pPr>
+      <w:r>
+        <w:rPr>
+          <w:sz w:val="20"/>
+          <w:szCs w:val="20"/>
+        </w:rPr>
+        <w:t xml:space="preserve">•  What total amount is being divided?</w:t>
+      </w:r>
+    </w:p>
+    <w:p>
+      <w:pPr>
+        <w:spacing w:after="40"/>
+        <w:ind w:left="300"/>
+      </w:pPr>
+      <w:r>
+        <w:rPr>
+          <w:sz w:val="20"/>
+          <w:szCs w:val="20"/>
+        </w:rPr>
+        <w:t xml:space="preserve">•  What is the size of each pod?</w:t>
+      </w:r>
+    </w:p>
+    <w:p>
+      <w:pPr>
+        <w:spacing w:after="40"/>
+        <w:ind w:left="300"/>
+      </w:pPr>
+      <w:r>
+        <w:rPr>
+          <w:sz w:val="20"/>
+          <w:szCs w:val="20"/>
+        </w:rPr>
+        <w:t xml:space="preserve">•  How do you divide when the divisor is a decimal?</w:t>
+      </w:r>
+    </w:p>
+    <w:p>
+      <w:pPr>
+        <w:spacing w:after="40"/>
+        <w:ind w:left="300"/>
+      </w:pPr>
+      <w:r>
+        <w:rPr>
+          <w:sz w:val="20"/>
+          <w:szCs w:val="20"/>
+        </w:rPr>
+        <w:t xml:space="preserve">•  Can you turn this into a whole number division problem?</w:t>
+      </w:r>
+    </w:p>
+    <w:p>
+      <w:pPr>
+        <w:pStyle w:val="Heading2"/>
+        <w:spacing w:after="80" w:before="180"/>
+      </w:pPr>
+      <w:r>
+        <w:rPr>
+          <w:b/>
+          <w:bCs/>
+          <w:color w:val="12355B"/>
+          <w:sz w:val="24"/>
+          <w:szCs w:val="24"/>
+        </w:rPr>
+        <w:t xml:space="preserve">Solved Example</w:t>
+      </w:r>
+      <w:r>
+        <w:rPr>
+          <w:i/>
+          <w:iCs/>
+          <w:color w:val="1FA6A2"/>
+          <w:sz w:val="19"/>
+          <w:szCs w:val="19"/>
+        </w:rPr>
+        <w:t xml:space="preserve">   I Do — watch each step</w:t>
+      </w:r>
+    </w:p>
+    <w:p>
+      <w:pPr>
+        <w:keepNext/>
+        <w:spacing w:after="40"/>
+      </w:pPr>
+      <w:r>
+        <w:rPr>
+          <w:b/>
+          <w:bCs/>
+          <w:color w:val="12355B"/>
+          <w:sz w:val="21"/>
+          <w:szCs w:val="21"/>
+        </w:rPr>
+        <w:t xml:space="preserve">Problem:  </w:t>
+      </w:r>
+      <w:r>
+        <w:rPr>
+          <w:sz w:val="21"/>
+          <w:szCs w:val="21"/>
+        </w:rPr>
+        <w:t xml:space="preserve">What is 14.4 ÷ 1.2?</w:t>
+      </w:r>
+    </w:p>
+    <w:p>
+      <w:pPr>
+        <w:spacing w:after="30"/>
+        <w:ind w:left="420"/>
+      </w:pPr>
+      <w:r>
+        <w:rPr>
+          <w:sz w:val="20"/>
+          <w:szCs w:val="20"/>
+        </w:rPr>
+        <w:t xml:space="preserve">A)  12</w:t>
+      </w:r>
+    </w:p>
+    <w:p>
+      <w:pPr>
+        <w:spacing w:after="30"/>
+        <w:ind w:left="420"/>
+      </w:pPr>
+      <w:r>
+        <w:rPr>
+          <w:sz w:val="20"/>
+          <w:szCs w:val="20"/>
+        </w:rPr>
+        <w:t xml:space="preserve">B)  1.2</w:t>
+      </w:r>
+    </w:p>
+    <w:p>
+      <w:pPr>
+        <w:spacing w:after="30"/>
+        <w:ind w:left="420"/>
+      </w:pPr>
+      <w:r>
+        <w:rPr>
+          <w:sz w:val="20"/>
+          <w:szCs w:val="20"/>
+        </w:rPr>
+        <w:t xml:space="preserve">C)  120</w:t>
+      </w:r>
+    </w:p>
+    <w:p>
+      <w:pPr>
+        <w:spacing w:after="30"/>
+        <w:ind w:left="420"/>
+      </w:pPr>
+      <w:r>
+        <w:rPr>
+          <w:sz w:val="20"/>
+          <w:szCs w:val="20"/>
+        </w:rPr>
+        <w:t xml:space="preserve">D)  0.12</w:t>
+      </w:r>
+    </w:p>
+    <w:p>
+      <w:pPr>
+        <w:spacing w:after="20" w:before="50"/>
+      </w:pPr>
+      <w:r>
+        <w:rPr>
+          <w:b/>
+          <w:bCs/>
+          <w:color w:val="1FA6A2"/>
+          <w:sz w:val="21"/>
+          <w:szCs w:val="21"/>
+        </w:rPr>
+        <w:t xml:space="preserve">Step 1:  </w:t>
+      </w:r>
+      <w:r>
+        <w:rPr>
+          <w:sz w:val="21"/>
+          <w:szCs w:val="21"/>
+        </w:rPr>
+        <w:t xml:space="preserve">Multiply both by 10: 144 ÷ 12 = 12.</w:t>
+      </w:r>
+    </w:p>
+    <w:p>
+      <w:pPr>
+        <w:spacing w:after="40" w:before="60"/>
+      </w:pPr>
+      <w:r>
+        <w:rPr>
+          <w:b/>
+          <w:bCs/>
+          <w:color w:val="12355B"/>
+          <w:sz w:val="21"/>
+          <w:szCs w:val="21"/>
+        </w:rPr>
+        <w:t xml:space="preserve">Answer:  </w:t>
+      </w:r>
+      <w:r>
+        <w:rPr>
+          <w:b/>
+          <w:bCs/>
+          <w:sz w:val="21"/>
+          <w:szCs w:val="21"/>
+        </w:rPr>
+        <w:t xml:space="preserve">A. 12</w:t>
+      </w:r>
+    </w:p>
+    <w:p>
+      <w:pPr>
+        <w:pStyle w:val="Heading1"/>
+        <w:pageBreakBefore/>
+        <w:pBdr>
+          <w:bottom w:val="single" w:color="1FA6A2" w:sz="14" w:space="6"/>
+        </w:pBdr>
+        <w:spacing w:after="140" w:before="0"/>
+      </w:pPr>
+      <w:r>
+        <w:rPr>
+          <w:b/>
+          <w:bCs/>
+          <w:color w:val="12355B"/>
+          <w:sz w:val="30"/>
+          <w:szCs w:val="30"/>
+        </w:rPr>
+        <w:t xml:space="preserve">Guided Practice</w:t>
+      </w:r>
+    </w:p>
+    <w:p>
+      <w:pPr>
+        <w:pStyle w:val="Heading2"/>
+        <w:spacing w:after="80" w:before="180"/>
+      </w:pPr>
+      <w:r>
+        <w:rPr>
+          <w:b/>
+          <w:bCs/>
+          <w:color w:val="12355B"/>
+          <w:sz w:val="24"/>
+          <w:szCs w:val="24"/>
+        </w:rPr>
+        <w:t xml:space="preserve">Solve Together</w:t>
+      </w:r>
+      <w:r>
+        <w:rPr>
+          <w:i/>
+          <w:iCs/>
+          <w:color w:val="6B4FA0"/>
+          <w:sz w:val="19"/>
+          <w:szCs w:val="19"/>
+        </w:rPr>
+        <w:t xml:space="preserve">   We Do — work with your class</w:t>
+      </w:r>
+    </w:p>
+    <w:p>
+      <w:pPr>
+        <w:keepNext/>
+        <w:spacing w:after="40" w:before="40"/>
+      </w:pPr>
+      <w:r>
+        <w:rPr>
+          <w:b/>
+          <w:bCs/>
+          <w:color w:val="12355B"/>
+          <w:sz w:val="21"/>
+          <w:szCs w:val="21"/>
+        </w:rPr>
+        <w:t xml:space="preserve">Problem:  </w:t>
+      </w:r>
+      <w:r>
+        <w:rPr>
+          <w:sz w:val="21"/>
+          <w:szCs w:val="21"/>
+        </w:rPr>
+        <w:t xml:space="preserve">What is 3.78 ÷ 0.6?</w:t>
+      </w:r>
+    </w:p>
+    <w:p>
+      <w:pPr>
+        <w:spacing w:after="30"/>
+        <w:ind w:left="420"/>
+      </w:pPr>
+      <w:r>
+        <w:rPr>
+          <w:sz w:val="20"/>
+          <w:szCs w:val="20"/>
+        </w:rPr>
+        <w:t xml:space="preserve">A)  6.3</w:t>
+      </w:r>
+    </w:p>
+    <w:p>
+      <w:pPr>
+        <w:spacing w:after="30"/>
+        <w:ind w:left="420"/>
+      </w:pPr>
+      <w:r>
+        <w:rPr>
+          <w:sz w:val="20"/>
+          <w:szCs w:val="20"/>
+        </w:rPr>
+        <w:t xml:space="preserve">B)  63</w:t>
+      </w:r>
+    </w:p>
+    <w:p>
+      <w:pPr>
+        <w:spacing w:after="30"/>
+        <w:ind w:left="420"/>
+      </w:pPr>
+      <w:r>
+        <w:rPr>
+          <w:sz w:val="20"/>
+          <w:szCs w:val="20"/>
+        </w:rPr>
+        <w:t xml:space="preserve">C)  0.63</w:t>
+      </w:r>
+    </w:p>
+    <w:p>
+      <w:pPr>
+        <w:spacing w:after="30"/>
+        <w:ind w:left="420"/>
+      </w:pPr>
+      <w:r>
+        <w:rPr>
+          <w:sz w:val="20"/>
+          <w:szCs w:val="20"/>
+        </w:rPr>
+        <w:t xml:space="preserve">D)  0.063</w:t>
+      </w:r>
+    </w:p>
+    <w:p>
+      <w:pPr>
+        <w:keepNext/>
+        <w:spacing w:after="0" w:before="50"/>
+      </w:pPr>
+      <w:r>
+        <w:rPr>
+          <w:b/>
+          <w:bCs/>
+          <w:color w:val="6B4FA0"/>
+          <w:sz w:val="21"/>
+          <w:szCs w:val="21"/>
+        </w:rPr>
+        <w:t xml:space="preserve">Step 1:</w:t>
+      </w:r>
+    </w:p>
+    <w:p>
+      <w:pPr>
+        <w:pBdr>
+          <w:bottom w:val="single" w:color="AFBECC" w:sz="6"/>
+        </w:pBdr>
+        <w:spacing w:after="30" w:before="150"/>
+      </w:pPr>
+      <w:r>
+        <w:t xml:space="preserve"/>
+      </w:r>
+    </w:p>
+    <w:p>
+      <w:pPr>
+        <w:keepNext/>
+        <w:spacing w:after="0" w:before="50"/>
+      </w:pPr>
+      <w:r>
+        <w:rPr>
+          <w:b/>
+          <w:bCs/>
+          <w:color w:val="6B4FA0"/>
+          <w:sz w:val="21"/>
+          <w:szCs w:val="21"/>
+        </w:rPr>
+        <w:t xml:space="preserve">Step 2:</w:t>
+      </w:r>
+    </w:p>
+    <w:p>
+      <w:pPr>
+        <w:pBdr>
+          <w:bottom w:val="single" w:color="AFBECC" w:sz="6"/>
+        </w:pBdr>
+        <w:spacing w:after="30" w:before="150"/>
+      </w:pPr>
+      <w:r>
+        <w:t xml:space="preserve"/>
+      </w:r>
+    </w:p>
+    <w:p>
+      <w:pPr>
+        <w:keepNext/>
+        <w:spacing w:after="0" w:before="60"/>
+      </w:pPr>
+      <w:r>
+        <w:rPr>
+          <w:b/>
+          <w:bCs/>
+          <w:color w:val="12355B"/>
+          <w:sz w:val="21"/>
+          <w:szCs w:val="21"/>
+        </w:rPr>
+        <w:t xml:space="preserve">Answer:</w:t>
+      </w:r>
+    </w:p>
+    <w:p>
+      <w:pPr>
+        <w:pBdr>
+          <w:bottom w:val="single" w:color="AFBECC" w:sz="6"/>
+        </w:pBdr>
+        <w:spacing w:after="30" w:before="150"/>
+      </w:pPr>
+      <w:r>
+        <w:t xml:space="preserve"/>
+      </w:r>
+    </w:p>
+    <w:p>
+      <w:pPr>
+        <w:spacing w:after="80"/>
+      </w:pPr>
+      <w:r>
+        <w:t xml:space="preserve"/>
+      </w:r>
+    </w:p>
+    <w:tbl>
+      <w:tblPr>
+        <w:tblW w:type="pct" w:w="100%"/>
+        <w:tblBorders>
+          <w:top w:val="single" w:color="BBD0DE" w:sz="8"/>
+          <w:left w:val="single" w:color="BBD0DE" w:sz="8"/>
+          <w:bottom w:val="single" w:color="BBD0DE" w:sz="8"/>
+          <w:right w:val="single" w:color="BBD0DE" w:sz="8"/>
+          <w:insideH w:val="single" w:color="auto" w:sz="4"/>
+          <w:insideV w:val="single" w:color="auto" w:sz="4"/>
+        </w:tblBorders>
+      </w:tblPr>
+      <w:tblGrid>
+        <w:gridCol w:w="100"/>
+      </w:tblGrid>
+      <w:tr>
+        <w:tc>
+          <w:tcPr>
+            <w:shd w:fill="EEF4F8" w:color="auto" w:val="clear"/>
+            <w:tcMar>
+              <w:top w:type="dxa" w:w="120"/>
+              <w:left w:type="dxa" w:w="180"/>
+              <w:bottom w:type="dxa" w:w="120"/>
+              <w:right w:type="dxa" w:w="180"/>
+            </w:tcMar>
+          </w:tcPr>
+          <w:p>
+            <w:pPr>
               <w:spacing w:after="60"/>
             </w:pPr>
             <w:r>
@@ -3396,6 +4692,97 @@
           <w:szCs w:val="19"/>
         </w:rPr>
         <w:t xml:space="preserve">  — Multiply both by 10: 192 ÷ 8 = 24.</w:t>
+      </w:r>
+    </w:p>
+    <w:p>
+      <w:pPr>
+        <w:pStyle w:val="Heading2"/>
+        <w:spacing w:after="80" w:before="180"/>
+      </w:pPr>
+      <w:r>
+        <w:rPr>
+          <w:b/>
+          <w:bCs/>
+          <w:color w:val="12355B"/>
+          <w:sz w:val="24"/>
+          <w:szCs w:val="24"/>
+        </w:rPr>
+        <w:t xml:space="preserve">Math Writing Criteria</w:t>
+      </w:r>
+    </w:p>
+    <w:p>
+      <w:pPr>
+        <w:spacing w:after="100"/>
+      </w:pPr>
+      <w:r>
+        <w:rPr>
+          <w:i/>
+          <w:iCs/>
+          <w:color w:val="5F6F80"/>
+          <w:sz w:val="19"/>
+          <w:szCs w:val="19"/>
+        </w:rPr>
+        <w:t xml:space="preserve">The support level changes the amount of language scaffolding, not the mathematical expectation.</w:t>
+      </w:r>
+    </w:p>
+    <w:p>
+      <w:pPr>
+        <w:spacing w:after="80"/>
+      </w:pPr>
+      <w:r>
+        <w:rPr>
+          <w:sz w:val="20"/>
+          <w:szCs w:val="20"/>
+        </w:rPr>
+        <w:t xml:space="preserve">☐  I answered the question.</w:t>
+      </w:r>
+    </w:p>
+    <w:p>
+      <w:pPr>
+        <w:spacing w:after="80"/>
+      </w:pPr>
+      <w:r>
+        <w:rPr>
+          <w:sz w:val="20"/>
+          <w:szCs w:val="20"/>
+        </w:rPr>
+        <w:t xml:space="preserve">☐  I used math evidence: numbers, an equation, a model, or a comparison.</w:t>
+      </w:r>
+    </w:p>
+    <w:p>
+      <w:pPr>
+        <w:spacing w:after="80"/>
+      </w:pPr>
+      <w:r>
+        <w:rPr>
+          <w:sz w:val="20"/>
+          <w:szCs w:val="20"/>
+        </w:rPr>
+        <w:t xml:space="preserve">☐  I explained how the evidence proves my answer.</w:t>
+      </w:r>
+    </w:p>
+    <w:p>
+      <w:pPr>
+        <w:spacing w:after="80"/>
+      </w:pPr>
+      <w:r>
+        <w:rPr>
+          <w:sz w:val="20"/>
+          <w:szCs w:val="20"/>
+        </w:rPr>
+        <w:t xml:space="preserve">☐  I used at least two math words.</w:t>
+      </w:r>
+    </w:p>
+    <w:p>
+      <w:pPr>
+        <w:spacing w:after="80"/>
+      </w:pPr>
+      <w:r>
+        <w:rPr>
+          <w:sz w:val="20"/>
+          <w:szCs w:val="20"/>
+        </w:rPr>
+        <w:t xml:space="preserve">☐  I reread complete sentences and punctuation.</w:t>
       </w:r>
     </w:p>
     <w:sectPr>
